--- a/arbeitsblaetter/ZUSATZ_Schnupperlehrbrief.docx
+++ b/arbeitsblaetter/ZUSATZ_Schnupperlehrbrief.docx
@@ -205,7 +205,7 @@
                 <w:color w:val="172A3A"/>
                 <w:sz w:val="19"/>
               </w:rPr>
-              <w:t>Oeffne START_Schnupperlehrbrief.docx. Speichere sofort eine eigene Kopie als Schnupperbrief_Nachname.docx im Ordner IB.</w:t>
+              <w:t>Öffne START_Schnupperlehrbrief.docx. Speichere sofort eine eigene Kopie als Schnupperbrief_Nachname.docx im Ordner IB.</w:t>
             </w:r>
           </w:p>
         </w:tc>
@@ -290,7 +290,7 @@
                 <w:color w:val="172A3A"/>
                 <w:sz w:val="18"/>
               </w:rPr>
-              <w:t>Alle Texte sind bereits vorhanden. Du musst nichts neu erfinden. Die Firma und die Person sind fiktiv. Sende diesen Uebungsbrief nicht ab.</w:t>
+              <w:t>Alle Texte sind bereits vorhanden. Du musst nichts neu erfinden. Die Firma und die Person sind fiktiv. Sende diesen Übungsbrief nicht ab.</w:t>
             </w:r>
           </w:p>
           <w:p>
@@ -314,7 +314,7 @@
                 <w:color w:val="17324D"/>
                 <w:sz w:val="18"/>
               </w:rPr>
-              <w:t>A4 Hochformat, Raender Normal, Arial 11 pt.</w:t>
+              <w:t>A4 Hochformat, Ränder Normal, Arial 11 pt.</w:t>
             </w:r>
           </w:p>
           <w:p>
@@ -338,7 +338,7 @@
                 <w:color w:val="17324D"/>
                 <w:sz w:val="18"/>
               </w:rPr>
-              <w:t>Absender oben, Empfaenger darunter, Datum rechts, dann Betreff.</w:t>
+              <w:t>Absender oben, Empfänger darunter, Datum rechts, dann Betreff.</w:t>
             </w:r>
           </w:p>
           <w:p>
@@ -386,7 +386,7 @@
                 <w:color w:val="17324D"/>
                 <w:sz w:val="18"/>
               </w:rPr>
-              <w:t>Keine Abstaende mit vielen Leerzeichen erzeugen. Nutze Absaetze und Absatzabstaende.</w:t>
+              <w:t>Keine Abstaende mit vielen Leerzeichen erzeugen. Nutze Absätze und Absatzabstaende.</w:t>
             </w:r>
           </w:p>
         </w:tc>
@@ -471,7 +471,7 @@
                 <w:color w:val="172A3A"/>
                 <w:sz w:val="18"/>
               </w:rPr>
-              <w:t>Kontrolliere in der Druckvorschau: genau 1 Briefseite. Speichere ausserdem eine PDF-Datei, zum Beispiel ueber Datei → Speichern unter → Dateityp PDF (alternativ Datei → Exportieren). Name: Schnupperbrief_Nachname.pdf.</w:t>
+              <w:t>Kontrolliere in der Druckvorschau: genau 1 Briefseite. Speichere ausserdem eine PDF-Datei, zum Beispiel über Datei → Speichern unter → Dateityp PDF (alternativ Datei → Exportieren). Name: Schnupperbrief_Nachname.pdf.</w:t>
             </w:r>
           </w:p>
         </w:tc>
@@ -538,7 +538,7 @@
                 <w:color w:val="172A3A"/>
                 <w:sz w:val="19"/>
               </w:rPr>
-              <w:t>DOCX = spaeter bearbeitbar. PDF = zum Weitergeben, ohne dass sich das Layout leicht verschiebt.</w:t>
+              <w:t>DOCX = später bearbeitbar. PDF = zum Weitergeben, ohne dass sich das Layout leicht verschiebt.</w:t>
             </w:r>
           </w:p>
         </w:tc>
@@ -605,7 +605,7 @@
                 <w:color w:val="172A3A"/>
                 <w:sz w:val="18"/>
               </w:rPr>
-              <w:t>Sind Absender, Empfaenger, Datum, Betreff, Anrede und Grussformel vorhanden? Eine Seite? Liegen DOCX und PDF im richtigen Ordner?</w:t>
+              <w:t>Sind Absender, Empfänger, Datum, Betreff, Anrede und Grussformel vorhanden? Eine Seite? Liegen DOCX und PDF im richtigen Ordner?</w:t>
             </w:r>
           </w:p>
         </w:tc>

--- a/arbeitsblaetter/ZUSATZ_Schnupperlehrbrief.docx
+++ b/arbeitsblaetter/ZUSATZ_Schnupperlehrbrief.docx
@@ -362,7 +362,7 @@
                 <w:color w:val="17324D"/>
                 <w:sz w:val="18"/>
               </w:rPr>
-              <w:t>Betreff fett; Anrede, zwei kurze Textabsaetze und Grussformel gut lesbar.</w:t>
+              <w:t>Betreff fett; Anrede, zwei kurze Textabsätze und Grussformel gut lesbar.</w:t>
             </w:r>
           </w:p>
           <w:p>
@@ -386,7 +386,7 @@
                 <w:color w:val="17324D"/>
                 <w:sz w:val="18"/>
               </w:rPr>
-              <w:t>Keine Abstaende mit vielen Leerzeichen erzeugen. Nutze Absätze und Absatzabstaende.</w:t>
+              <w:t>Keine Abstände mit vielen Leerzeichen erzeugen. Nutze Absätze und Absatzabstände.</w:t>
             </w:r>
           </w:p>
         </w:tc>

--- a/arbeitsblaetter/ZUSATZ_Schnupperlehrbrief.docx
+++ b/arbeitsblaetter/ZUSATZ_Schnupperlehrbrief.docx
@@ -290,7 +290,22 @@
                 <w:color w:val="172A3A"/>
                 <w:sz w:val="18"/>
               </w:rPr>
-              <w:t>Alle Texte sind bereits vorhanden. Du musst nichts neu erfinden. Die Firma und die Person sind fiktiv. Sende diesen Übungsbrief nicht ab.</w:t>
+              <w:t>Alle Texte sind vorhanden. Die Firma und die Person sind fiktiv. Sende diesen Übungsbrief nicht ab.</w:t>
+            </w:r>
+          </w:p>
+          <w:p>
+            <w:pPr>
+              <w:spacing w:before="0" w:after="10" w:line="240" w:lineRule="auto"/>
+            </w:pPr>
+            <w:r>
+              <w:rPr>
+                <w:rFonts w:ascii="Arial" w:hAnsi="Arial" w:eastAsia="Arial"/>
+                <w:b/>
+                <w:i w:val="0"/>
+                <w:color w:val="17324D"/>
+                <w:sz w:val="18"/>
+              </w:rPr>
+              <w:t>BRIEFSCHEMA · Von oben nach unten: links Absender → links Empfänger → rechts Ort/Datum → links Betreff (fett) → Anrede → zwei Textabsätze → Gruss und Name.</w:t>
             </w:r>
           </w:p>
           <w:p>
@@ -471,7 +486,37 @@
                 <w:color w:val="172A3A"/>
                 <w:sz w:val="18"/>
               </w:rPr>
-              <w:t>Kontrolliere in der Druckvorschau: genau 1 Briefseite. Speichere ausserdem eine PDF-Datei, zum Beispiel über Datei → Speichern unter → Dateityp PDF (alternativ Datei → Exportieren). Name: Schnupperbrief_Nachname.pdf.</w:t>
+              <w:t>1 · Nach dem Gestalten zuerst Strg + S: fertige DOCX-Datei speichern. Druckvorschau: genau eine Briefseite kontrollieren.</w:t>
+            </w:r>
+          </w:p>
+          <w:p>
+            <w:pPr>
+              <w:spacing w:before="0" w:after="10" w:line="240" w:lineRule="auto"/>
+            </w:pPr>
+            <w:r>
+              <w:rPr>
+                <w:rFonts w:ascii="Arial" w:hAnsi="Arial" w:eastAsia="Arial"/>
+                <w:b w:val="0"/>
+                <w:i w:val="0"/>
+                <w:color w:val="172A3A"/>
+                <w:sz w:val="18"/>
+              </w:rPr>
+              <w:t>2 · PDF aus der BRIEFDATEI exportieren: Datei → Speichern unter → Dateityp PDF (oder Datei → Exportieren). Name: Schnupperbrief_Nachname.pdf.</w:t>
+            </w:r>
+          </w:p>
+          <w:p>
+            <w:pPr>
+              <w:spacing w:before="0" w:after="10" w:line="240" w:lineRule="auto"/>
+            </w:pPr>
+            <w:r>
+              <w:rPr>
+                <w:rFonts w:ascii="Arial" w:hAnsi="Arial" w:eastAsia="Arial"/>
+                <w:b w:val="0"/>
+                <w:i w:val="0"/>
+                <w:color w:val="172A3A"/>
+                <w:sz w:val="18"/>
+              </w:rPr>
+              <w:t>3 · PDF öffnen und mit der erneut geöffneten DOCX vergleichen: gleicher Text, gleiche Anordnung, genau eine Seite. Beide Dateien müssen im Ordner IB liegen.</w:t>
             </w:r>
           </w:p>
         </w:tc>
@@ -605,7 +650,7 @@
                 <w:color w:val="172A3A"/>
                 <w:sz w:val="18"/>
               </w:rPr>
-              <w:t>Sind Absender, Empfänger, Datum, Betreff, Anrede und Grussformel vorhanden? Eine Seite? Liegen DOCX und PDF im richtigen Ordner?</w:t>
+              <w:t>Stimmt der Briefaufbau? Wurde die DOCX nach der Bearbeitung gespeichert? Sind die erneut geöffneten DOCX und PDF inhaltlich und optisch gleich, jeweils genau 1 Seite?</w:t>
             </w:r>
           </w:p>
         </w:tc>

--- a/arbeitsblaetter/ZUSATZ_Schnupperlehrbrief.docx
+++ b/arbeitsblaetter/ZUSATZ_Schnupperlehrbrief.docx
@@ -295,7 +295,7 @@
           </w:p>
           <w:p>
             <w:pPr>
-              <w:spacing w:before="0" w:after="10" w:line="240" w:lineRule="auto"/>
+              <w:spacing w:before="0" w:after="4" w:line="240" w:lineRule="auto"/>
             </w:pPr>
             <w:r>
               <w:rPr>
@@ -305,9 +305,177 @@
                 <w:color w:val="17324D"/>
                 <w:sz w:val="18"/>
               </w:rPr>
-              <w:t>BRIEFSCHEMA · Von oben nach unten: links Absender → links Empfänger → rechts Ort/Datum → links Betreff (fett) → Anrede → zwei Textabsätze → Gruss und Name.</w:t>
+              <w:t>BRIEFSCHEMA · So liegen die Teile auf der Briefseite:</w:t>
             </w:r>
           </w:p>
+          <w:tbl>
+            <w:tblPr>
+              <w:tblW w:type="auto" w:w="0"/>
+              <w:tblLook w:firstColumn="1" w:firstRow="1" w:lastColumn="0" w:lastRow="0" w:noHBand="0" w:noVBand="1" w:val="04A0"/>
+            </w:tblPr>
+            <w:tblGrid>
+              <w:gridCol w:w="4001"/>
+              <w:gridCol w:w="4001"/>
+            </w:tblGrid>
+            <w:tr>
+              <w:tc>
+                <w:tcPr>
+                  <w:tcW w:type="dxa" w:w="4001"/>
+                </w:tcPr>
+                <w:p>
+                  <w:pPr>
+                    <w:spacing w:after="20"/>
+                    <w:jc w:val="left"/>
+                  </w:pPr>
+                  <w:r>
+                    <w:rPr>
+                      <w:rFonts w:ascii="Arial" w:hAnsi="Arial"/>
+                      <w:b/>
+                      <w:sz w:val="18"/>
+                    </w:rPr>
+                    <w:t>Absender: Name und Adresse</w:t>
+                  </w:r>
+                </w:p>
+              </w:tc>
+              <w:tc>
+                <w:tcPr>
+                  <w:tcW w:type="dxa" w:w="4001"/>
+                </w:tcPr>
+                <w:p>
+                  <w:pPr>
+                    <w:spacing w:after="20"/>
+                    <w:jc w:val="right"/>
+                  </w:pPr>
+                  <w:r>
+                    <w:rPr>
+                      <w:rFonts w:ascii="Arial" w:hAnsi="Arial"/>
+                      <w:b/>
+                      <w:sz w:val="18"/>
+                    </w:rPr>
+                  </w:r>
+                </w:p>
+              </w:tc>
+            </w:tr>
+            <w:tr>
+              <w:tc>
+                <w:tcPr>
+                  <w:tcW w:type="dxa" w:w="4001"/>
+                </w:tcPr>
+                <w:p>
+                  <w:pPr>
+                    <w:spacing w:after="20"/>
+                    <w:jc w:val="left"/>
+                  </w:pPr>
+                  <w:r>
+                    <w:rPr>
+                      <w:rFonts w:ascii="Arial" w:hAnsi="Arial"/>
+                      <w:b w:val="0"/>
+                      <w:sz w:val="18"/>
+                    </w:rPr>
+                    <w:t>Empfänger: Firma und Adresse</w:t>
+                  </w:r>
+                </w:p>
+              </w:tc>
+              <w:tc>
+                <w:tcPr>
+                  <w:tcW w:type="dxa" w:w="4001"/>
+                </w:tcPr>
+                <w:p>
+                  <w:pPr>
+                    <w:spacing w:after="20"/>
+                    <w:jc w:val="right"/>
+                  </w:pPr>
+                  <w:r>
+                    <w:rPr>
+                      <w:rFonts w:ascii="Arial" w:hAnsi="Arial"/>
+                      <w:b w:val="0"/>
+                      <w:sz w:val="18"/>
+                    </w:rPr>
+                    <w:t>Ort, Datum</w:t>
+                  </w:r>
+                </w:p>
+              </w:tc>
+            </w:tr>
+            <w:tr>
+              <w:tc>
+                <w:tcPr>
+                  <w:tcW w:type="dxa" w:w="4001"/>
+                </w:tcPr>
+                <w:p>
+                  <w:pPr>
+                    <w:spacing w:after="20"/>
+                    <w:jc w:val="left"/>
+                  </w:pPr>
+                  <w:r>
+                    <w:rPr>
+                      <w:rFonts w:ascii="Arial" w:hAnsi="Arial"/>
+                      <w:b/>
+                      <w:sz w:val="18"/>
+                    </w:rPr>
+                    <w:t>Betreff (fett) · Anrede</w:t>
+                  </w:r>
+                </w:p>
+              </w:tc>
+              <w:tc>
+                <w:tcPr>
+                  <w:tcW w:type="dxa" w:w="4001"/>
+                </w:tcPr>
+                <w:p>
+                  <w:pPr>
+                    <w:spacing w:after="20"/>
+                    <w:jc w:val="right"/>
+                  </w:pPr>
+                  <w:r>
+                    <w:rPr>
+                      <w:rFonts w:ascii="Arial" w:hAnsi="Arial"/>
+                      <w:b/>
+                      <w:sz w:val="18"/>
+                    </w:rPr>
+                  </w:r>
+                </w:p>
+              </w:tc>
+            </w:tr>
+            <w:tr>
+              <w:tc>
+                <w:tcPr>
+                  <w:tcW w:type="dxa" w:w="4001"/>
+                </w:tcPr>
+                <w:p>
+                  <w:pPr>
+                    <w:spacing w:after="20"/>
+                    <w:jc w:val="left"/>
+                  </w:pPr>
+                  <w:r>
+                    <w:rPr>
+                      <w:rFonts w:ascii="Arial" w:hAnsi="Arial"/>
+                      <w:b w:val="0"/>
+                      <w:sz w:val="18"/>
+                    </w:rPr>
+                    <w:t>Zwei Textabsätze · Gruss · Name</w:t>
+                  </w:r>
+                </w:p>
+              </w:tc>
+              <w:tc>
+                <w:tcPr>
+                  <w:tcW w:type="dxa" w:w="4001"/>
+                </w:tcPr>
+                <w:p>
+                  <w:pPr>
+                    <w:spacing w:after="20"/>
+                    <w:jc w:val="right"/>
+                  </w:pPr>
+                  <w:r>
+                    <w:rPr>
+                      <w:rFonts w:ascii="Arial" w:hAnsi="Arial"/>
+                      <w:b w:val="0"/>
+                      <w:sz w:val="18"/>
+                    </w:rPr>
+                  </w:r>
+                </w:p>
+              </w:tc>
+            </w:tr>
+          </w:tbl>
+          <w:p/>
           <w:p>
             <w:pPr>
               <w:spacing w:before="0" w:after="9" w:line="240" w:lineRule="auto"/>
